--- a/wwwroot/DocxModel/Checklist.docx
+++ b/wwwroot/DocxModel/Checklist.docx
@@ -13,10 +13,10 @@
       <w:tblGrid>
         <w:gridCol w:w="2552"/>
         <w:gridCol w:w="538"/>
-        <w:gridCol w:w="3090"/>
-        <w:gridCol w:w="3090"/>
-        <w:gridCol w:w="2779"/>
-        <w:gridCol w:w="3402"/>
+        <w:gridCol w:w="2297"/>
+        <w:gridCol w:w="2551"/>
+        <w:gridCol w:w="1418"/>
+        <w:gridCol w:w="6095"/>
       </w:tblGrid>
       <w:tr>
         <w:trPr>
@@ -189,7 +189,7 @@
         </w:tc>
         <w:tc>
           <w:tcPr>
-            <w:tcW w:w="3090" w:type="dxa"/>
+            <w:tcW w:w="2297" w:type="dxa"/>
           </w:tcPr>
           <w:p>
             <w:pPr>
@@ -214,7 +214,7 @@
         </w:tc>
         <w:tc>
           <w:tcPr>
-            <w:tcW w:w="3090" w:type="dxa"/>
+            <w:tcW w:w="2551" w:type="dxa"/>
           </w:tcPr>
           <w:p>
             <w:pPr>
@@ -239,7 +239,7 @@
         </w:tc>
         <w:tc>
           <w:tcPr>
-            <w:tcW w:w="2779" w:type="dxa"/>
+            <w:tcW w:w="1418" w:type="dxa"/>
           </w:tcPr>
           <w:p>
             <w:pPr>
@@ -274,7 +274,7 @@
         </w:tc>
         <w:tc>
           <w:tcPr>
-            <w:tcW w:w="3402" w:type="dxa"/>
+            <w:tcW w:w="6095" w:type="dxa"/>
             <w:vMerge w:val="restart"/>
             <w:vAlign w:val="center"/>
           </w:tcPr>
@@ -299,7 +299,7 @@
         </w:trPr>
         <w:tc>
           <w:tcPr>
-            <w:tcW w:w="12049" w:type="dxa"/>
+            <w:tcW w:w="9356" w:type="dxa"/>
             <w:gridSpan w:val="5"/>
           </w:tcPr>
           <w:p>
@@ -318,7 +318,7 @@
         </w:tc>
         <w:tc>
           <w:tcPr>
-            <w:tcW w:w="3402" w:type="dxa"/>
+            <w:tcW w:w="6095" w:type="dxa"/>
             <w:vMerge/>
           </w:tcPr>
           <w:p>
@@ -343,7 +343,7 @@
         </w:trPr>
         <w:tc>
           <w:tcPr>
-            <w:tcW w:w="12049" w:type="dxa"/>
+            <w:tcW w:w="9356" w:type="dxa"/>
             <w:gridSpan w:val="5"/>
           </w:tcPr>
           <w:p>
@@ -368,7 +368,7 @@
         </w:tc>
         <w:tc>
           <w:tcPr>
-            <w:tcW w:w="3402" w:type="dxa"/>
+            <w:tcW w:w="6095" w:type="dxa"/>
             <w:vMerge/>
           </w:tcPr>
           <w:p>
@@ -390,7 +390,7 @@
         </w:trPr>
         <w:tc>
           <w:tcPr>
-            <w:tcW w:w="12049" w:type="dxa"/>
+            <w:tcW w:w="9356" w:type="dxa"/>
             <w:gridSpan w:val="5"/>
           </w:tcPr>
           <w:p>
@@ -406,7 +406,7 @@
         </w:tc>
         <w:tc>
           <w:tcPr>
-            <w:tcW w:w="3402" w:type="dxa"/>
+            <w:tcW w:w="6095" w:type="dxa"/>
             <w:vMerge/>
           </w:tcPr>
           <w:p>
@@ -748,12 +748,8 @@
       </w:pPr>
     </w:p>
     <w:sectPr>
-      <w:headerReference w:type="even" r:id="rId8"/>
-      <w:headerReference w:type="default" r:id="rId9"/>
-      <w:footerReference w:type="even" r:id="rId10"/>
-      <w:footerReference w:type="default" r:id="rId11"/>
-      <w:headerReference w:type="first" r:id="rId12"/>
-      <w:footerReference w:type="first" r:id="rId13"/>
+      <w:headerReference w:type="default" r:id="rId8"/>
+      <w:footerReference w:type="default" r:id="rId9"/>
       <w:pgSz w:w="16838" w:h="11906" w:orient="landscape"/>
       <w:pgMar w:top="720" w:right="720" w:bottom="720" w:left="720" w:header="425" w:footer="708" w:gutter="0"/>
       <w:cols w:space="708"/>
@@ -789,16 +785,6 @@
 </file>
 
 <file path=word/footer1.xml><?xml version="1.0" encoding="utf-8"?>
-<w:ftr xmlns:wpc="http://schemas.microsoft.com/office/word/2010/wordprocessingCanvas" xmlns:cx="http://schemas.microsoft.com/office/drawing/2014/chartex" xmlns:cx1="http://schemas.microsoft.com/office/drawing/2015/9/8/chartex" xmlns:cx2="http://schemas.microsoft.com/office/drawing/2015/10/21/chartex" xmlns:cx3="http://schemas.microsoft.com/office/drawing/2016/5/9/chartex" xmlns:cx4="http://schemas.microsoft.com/office/drawing/2016/5/10/chartex" xmlns:cx5="http://schemas.microsoft.com/office/drawing/2016/5/11/chartex" xmlns:cx6="http://schemas.microsoft.com/office/drawing/2016/5/12/chartex" xmlns:cx7="http://schemas.microsoft.com/office/drawing/2016/5/13/chartex" xmlns:cx8="http://schemas.microsoft.com/office/drawing/2016/5/14/chartex" xmlns:mc="http://schemas.openxmlformats.org/markup-compatibility/2006" xmlns:aink="http://schemas.microsoft.com/office/drawing/2016/ink" xmlns:am3d="http://schemas.microsoft.com/office/drawing/2017/model3d" xmlns:o="urn:schemas-microsoft-com:office:office" xmlns:oel="http://schemas.microsoft.com/office/2019/extlst" xmlns:r="http://schemas.openxmlformats.org/officeDocument/2006/relationships" xmlns:m="http://schemas.openxmlformats.org/officeDocument/2006/math" xmlns:v="urn:schemas-microsoft-com:vml" xmlns:wp14="http://schemas.microsoft.com/office/word/2010/wordprocessingDrawing" xmlns:wp="http://schemas.openxmlformats.org/drawingml/2006/wordprocessingDrawing" xmlns:w10="urn:schemas-microsoft-com:office:word" xmlns:w="http://schemas.openxmlformats.org/wordprocessingml/2006/main" xmlns:w14="http://schemas.microsoft.com/office/word/2010/wordml" xmlns:w15="http://schemas.microsoft.com/office/word/2012/wordml" xmlns:w16cex="http://schemas.microsoft.com/office/word/2018/wordml/cex" xmlns:w16cid="http://schemas.microsoft.com/office/word/2016/wordml/cid" xmlns:w16="http://schemas.microsoft.com/office/word/2018/wordml" xmlns:w16du="http://schemas.microsoft.com/office/word/2023/wordml/word16du" xmlns:w16sdtdh="http://schemas.microsoft.com/office/word/2020/wordml/sdtdatahash" xmlns:w16sdtfl="http://schemas.microsoft.com/office/word/2024/wordml/sdtformatlock" xmlns:w16se="http://schemas.microsoft.com/office/word/2015/wordml/symex" xmlns:wpg="http://schemas.microsoft.com/office/word/2010/wordprocessingGroup" xmlns:wpi="http://schemas.microsoft.com/office/word/2010/wordprocessingInk" xmlns:wne="http://schemas.microsoft.com/office/word/2006/wordml" xmlns:wps="http://schemas.microsoft.com/office/word/2010/wordprocessingShape" mc:Ignorable="w14 w15 w16se w16cid w16 w16cex w16sdtdh w16sdtfl w16du wp14">
-  <w:p>
-    <w:pPr>
-      <w:pStyle w:val="a5"/>
-    </w:pPr>
-  </w:p>
-</w:ftr>
-</file>
-
-<file path=word/footer2.xml><?xml version="1.0" encoding="utf-8"?>
 <w:ftr xmlns:wpc="http://schemas.microsoft.com/office/word/2010/wordprocessingCanvas" xmlns:cx="http://schemas.microsoft.com/office/drawing/2014/chartex" xmlns:cx1="http://schemas.microsoft.com/office/drawing/2015/9/8/chartex" xmlns:cx2="http://schemas.microsoft.com/office/drawing/2015/10/21/chartex" xmlns:cx3="http://schemas.microsoft.com/office/drawing/2016/5/9/chartex" xmlns:cx4="http://schemas.microsoft.com/office/drawing/2016/5/10/chartex" xmlns:cx5="http://schemas.microsoft.com/office/drawing/2016/5/11/chartex" xmlns:cx6="http://schemas.microsoft.com/office/drawing/2016/5/12/chartex" xmlns:cx7="http://schemas.microsoft.com/office/drawing/2016/5/13/chartex" xmlns:cx8="http://schemas.microsoft.com/office/drawing/2016/5/14/chartex" xmlns:mc="http://schemas.openxmlformats.org/markup-compatibility/2006" xmlns:aink="http://schemas.microsoft.com/office/drawing/2016/ink" xmlns:am3d="http://schemas.microsoft.com/office/drawing/2017/model3d" xmlns:o="urn:schemas-microsoft-com:office:office" xmlns:oel="http://schemas.microsoft.com/office/2019/extlst" xmlns:r="http://schemas.openxmlformats.org/officeDocument/2006/relationships" xmlns:m="http://schemas.openxmlformats.org/officeDocument/2006/math" xmlns:v="urn:schemas-microsoft-com:vml" xmlns:wp14="http://schemas.microsoft.com/office/word/2010/wordprocessingDrawing" xmlns:wp="http://schemas.openxmlformats.org/drawingml/2006/wordprocessingDrawing" xmlns:w10="urn:schemas-microsoft-com:office:word" xmlns:w="http://schemas.openxmlformats.org/wordprocessingml/2006/main" xmlns:w14="http://schemas.microsoft.com/office/word/2010/wordml" xmlns:w15="http://schemas.microsoft.com/office/word/2012/wordml" xmlns:w16cex="http://schemas.microsoft.com/office/word/2018/wordml/cex" xmlns:w16cid="http://schemas.microsoft.com/office/word/2016/wordml/cid" xmlns:w16="http://schemas.microsoft.com/office/word/2018/wordml" xmlns:w16du="http://schemas.microsoft.com/office/word/2023/wordml/word16du" xmlns:w16sdtdh="http://schemas.microsoft.com/office/word/2020/wordml/sdtdatahash" xmlns:w16sdtfl="http://schemas.microsoft.com/office/word/2024/wordml/sdtformatlock" xmlns:w16se="http://schemas.microsoft.com/office/word/2015/wordml/symex" xmlns:wpg="http://schemas.microsoft.com/office/word/2010/wordprocessingGroup" xmlns:wpi="http://schemas.microsoft.com/office/word/2010/wordprocessingInk" xmlns:wne="http://schemas.microsoft.com/office/word/2006/wordml" xmlns:wps="http://schemas.microsoft.com/office/word/2010/wordprocessingShape" mc:Ignorable="w14 w15 w16se w16cid w16 w16cex w16sdtdh w16sdtfl w16du wp14">
   <w:tbl>
     <w:tblPr>
@@ -1247,16 +1233,6 @@
 </w:ftr>
 </file>
 
-<file path=word/footer3.xml><?xml version="1.0" encoding="utf-8"?>
-<w:ftr xmlns:wpc="http://schemas.microsoft.com/office/word/2010/wordprocessingCanvas" xmlns:cx="http://schemas.microsoft.com/office/drawing/2014/chartex" xmlns:cx1="http://schemas.microsoft.com/office/drawing/2015/9/8/chartex" xmlns:cx2="http://schemas.microsoft.com/office/drawing/2015/10/21/chartex" xmlns:cx3="http://schemas.microsoft.com/office/drawing/2016/5/9/chartex" xmlns:cx4="http://schemas.microsoft.com/office/drawing/2016/5/10/chartex" xmlns:cx5="http://schemas.microsoft.com/office/drawing/2016/5/11/chartex" xmlns:cx6="http://schemas.microsoft.com/office/drawing/2016/5/12/chartex" xmlns:cx7="http://schemas.microsoft.com/office/drawing/2016/5/13/chartex" xmlns:cx8="http://schemas.microsoft.com/office/drawing/2016/5/14/chartex" xmlns:mc="http://schemas.openxmlformats.org/markup-compatibility/2006" xmlns:aink="http://schemas.microsoft.com/office/drawing/2016/ink" xmlns:am3d="http://schemas.microsoft.com/office/drawing/2017/model3d" xmlns:o="urn:schemas-microsoft-com:office:office" xmlns:oel="http://schemas.microsoft.com/office/2019/extlst" xmlns:r="http://schemas.openxmlformats.org/officeDocument/2006/relationships" xmlns:m="http://schemas.openxmlformats.org/officeDocument/2006/math" xmlns:v="urn:schemas-microsoft-com:vml" xmlns:wp14="http://schemas.microsoft.com/office/word/2010/wordprocessingDrawing" xmlns:wp="http://schemas.openxmlformats.org/drawingml/2006/wordprocessingDrawing" xmlns:w10="urn:schemas-microsoft-com:office:word" xmlns:w="http://schemas.openxmlformats.org/wordprocessingml/2006/main" xmlns:w14="http://schemas.microsoft.com/office/word/2010/wordml" xmlns:w15="http://schemas.microsoft.com/office/word/2012/wordml" xmlns:w16cex="http://schemas.microsoft.com/office/word/2018/wordml/cex" xmlns:w16cid="http://schemas.microsoft.com/office/word/2016/wordml/cid" xmlns:w16="http://schemas.microsoft.com/office/word/2018/wordml" xmlns:w16du="http://schemas.microsoft.com/office/word/2023/wordml/word16du" xmlns:w16sdtdh="http://schemas.microsoft.com/office/word/2020/wordml/sdtdatahash" xmlns:w16sdtfl="http://schemas.microsoft.com/office/word/2024/wordml/sdtformatlock" xmlns:w16se="http://schemas.microsoft.com/office/word/2015/wordml/symex" xmlns:wpg="http://schemas.microsoft.com/office/word/2010/wordprocessingGroup" xmlns:wpi="http://schemas.microsoft.com/office/word/2010/wordprocessingInk" xmlns:wne="http://schemas.microsoft.com/office/word/2006/wordml" xmlns:wps="http://schemas.microsoft.com/office/word/2010/wordprocessingShape" mc:Ignorable="w14 w15 w16se w16cid w16 w16cex w16sdtdh w16sdtfl w16du wp14">
-  <w:p>
-    <w:pPr>
-      <w:pStyle w:val="a5"/>
-    </w:pPr>
-  </w:p>
-</w:ftr>
-</file>
-
 <file path=word/footnotes.xml><?xml version="1.0" encoding="utf-8"?>
 <w:footnotes xmlns:wpc="http://schemas.microsoft.com/office/word/2010/wordprocessingCanvas" xmlns:cx="http://schemas.microsoft.com/office/drawing/2014/chartex" xmlns:cx1="http://schemas.microsoft.com/office/drawing/2015/9/8/chartex" xmlns:cx2="http://schemas.microsoft.com/office/drawing/2015/10/21/chartex" xmlns:cx3="http://schemas.microsoft.com/office/drawing/2016/5/9/chartex" xmlns:cx4="http://schemas.microsoft.com/office/drawing/2016/5/10/chartex" xmlns:cx5="http://schemas.microsoft.com/office/drawing/2016/5/11/chartex" xmlns:cx6="http://schemas.microsoft.com/office/drawing/2016/5/12/chartex" xmlns:cx7="http://schemas.microsoft.com/office/drawing/2016/5/13/chartex" xmlns:cx8="http://schemas.microsoft.com/office/drawing/2016/5/14/chartex" xmlns:mc="http://schemas.openxmlformats.org/markup-compatibility/2006" xmlns:aink="http://schemas.microsoft.com/office/drawing/2016/ink" xmlns:am3d="http://schemas.microsoft.com/office/drawing/2017/model3d" xmlns:o="urn:schemas-microsoft-com:office:office" xmlns:oel="http://schemas.microsoft.com/office/2019/extlst" xmlns:r="http://schemas.openxmlformats.org/officeDocument/2006/relationships" xmlns:m="http://schemas.openxmlformats.org/officeDocument/2006/math" xmlns:v="urn:schemas-microsoft-com:vml" xmlns:wp14="http://schemas.microsoft.com/office/word/2010/wordprocessingDrawing" xmlns:wp="http://schemas.openxmlformats.org/drawingml/2006/wordprocessingDrawing" xmlns:w10="urn:schemas-microsoft-com:office:word" xmlns:w="http://schemas.openxmlformats.org/wordprocessingml/2006/main" xmlns:w14="http://schemas.microsoft.com/office/word/2010/wordml" xmlns:w15="http://schemas.microsoft.com/office/word/2012/wordml" xmlns:w16cex="http://schemas.microsoft.com/office/word/2018/wordml/cex" xmlns:w16cid="http://schemas.microsoft.com/office/word/2016/wordml/cid" xmlns:w16="http://schemas.microsoft.com/office/word/2018/wordml" xmlns:w16du="http://schemas.microsoft.com/office/word/2023/wordml/word16du" xmlns:w16sdtdh="http://schemas.microsoft.com/office/word/2020/wordml/sdtdatahash" xmlns:w16sdtfl="http://schemas.microsoft.com/office/word/2024/wordml/sdtformatlock" xmlns:w16se="http://schemas.microsoft.com/office/word/2015/wordml/symex" xmlns:wpg="http://schemas.microsoft.com/office/word/2010/wordprocessingGroup" xmlns:wpi="http://schemas.microsoft.com/office/word/2010/wordprocessingInk" xmlns:wne="http://schemas.microsoft.com/office/word/2006/wordml" xmlns:wps="http://schemas.microsoft.com/office/word/2010/wordprocessingShape" mc:Ignorable="w14 w15 w16se w16cid w16 w16cex w16sdtdh w16sdtfl w16du wp14">
   <w:footnote w:type="separator" w:id="-1">
@@ -1283,16 +1259,6 @@
 </file>
 
 <file path=word/header1.xml><?xml version="1.0" encoding="utf-8"?>
-<w:hdr xmlns:wpc="http://schemas.microsoft.com/office/word/2010/wordprocessingCanvas" xmlns:cx="http://schemas.microsoft.com/office/drawing/2014/chartex" xmlns:cx1="http://schemas.microsoft.com/office/drawing/2015/9/8/chartex" xmlns:cx2="http://schemas.microsoft.com/office/drawing/2015/10/21/chartex" xmlns:cx3="http://schemas.microsoft.com/office/drawing/2016/5/9/chartex" xmlns:cx4="http://schemas.microsoft.com/office/drawing/2016/5/10/chartex" xmlns:cx5="http://schemas.microsoft.com/office/drawing/2016/5/11/chartex" xmlns:cx6="http://schemas.microsoft.com/office/drawing/2016/5/12/chartex" xmlns:cx7="http://schemas.microsoft.com/office/drawing/2016/5/13/chartex" xmlns:cx8="http://schemas.microsoft.com/office/drawing/2016/5/14/chartex" xmlns:mc="http://schemas.openxmlformats.org/markup-compatibility/2006" xmlns:aink="http://schemas.microsoft.com/office/drawing/2016/ink" xmlns:am3d="http://schemas.microsoft.com/office/drawing/2017/model3d" xmlns:o="urn:schemas-microsoft-com:office:office" xmlns:oel="http://schemas.microsoft.com/office/2019/extlst" xmlns:r="http://schemas.openxmlformats.org/officeDocument/2006/relationships" xmlns:m="http://schemas.openxmlformats.org/officeDocument/2006/math" xmlns:v="urn:schemas-microsoft-com:vml" xmlns:wp14="http://schemas.microsoft.com/office/word/2010/wordprocessingDrawing" xmlns:wp="http://schemas.openxmlformats.org/drawingml/2006/wordprocessingDrawing" xmlns:w10="urn:schemas-microsoft-com:office:word" xmlns:w="http://schemas.openxmlformats.org/wordprocessingml/2006/main" xmlns:w14="http://schemas.microsoft.com/office/word/2010/wordml" xmlns:w15="http://schemas.microsoft.com/office/word/2012/wordml" xmlns:w16cex="http://schemas.microsoft.com/office/word/2018/wordml/cex" xmlns:w16cid="http://schemas.microsoft.com/office/word/2016/wordml/cid" xmlns:w16="http://schemas.microsoft.com/office/word/2018/wordml" xmlns:w16du="http://schemas.microsoft.com/office/word/2023/wordml/word16du" xmlns:w16sdtdh="http://schemas.microsoft.com/office/word/2020/wordml/sdtdatahash" xmlns:w16sdtfl="http://schemas.microsoft.com/office/word/2024/wordml/sdtformatlock" xmlns:w16se="http://schemas.microsoft.com/office/word/2015/wordml/symex" xmlns:wpg="http://schemas.microsoft.com/office/word/2010/wordprocessingGroup" xmlns:wpi="http://schemas.microsoft.com/office/word/2010/wordprocessingInk" xmlns:wne="http://schemas.microsoft.com/office/word/2006/wordml" xmlns:wps="http://schemas.microsoft.com/office/word/2010/wordprocessingShape" mc:Ignorable="w14 w15 w16se w16cid w16 w16cex w16sdtdh w16sdtfl w16du wp14">
-  <w:p>
-    <w:pPr>
-      <w:pStyle w:val="a3"/>
-    </w:pPr>
-  </w:p>
-</w:hdr>
-</file>
-
-<file path=word/header2.xml><?xml version="1.0" encoding="utf-8"?>
 <w:hdr xmlns:wpc="http://schemas.microsoft.com/office/word/2010/wordprocessingCanvas" xmlns:cx="http://schemas.microsoft.com/office/drawing/2014/chartex" xmlns:cx1="http://schemas.microsoft.com/office/drawing/2015/9/8/chartex" xmlns:cx2="http://schemas.microsoft.com/office/drawing/2015/10/21/chartex" xmlns:cx3="http://schemas.microsoft.com/office/drawing/2016/5/9/chartex" xmlns:cx4="http://schemas.microsoft.com/office/drawing/2016/5/10/chartex" xmlns:cx5="http://schemas.microsoft.com/office/drawing/2016/5/11/chartex" xmlns:cx6="http://schemas.microsoft.com/office/drawing/2016/5/12/chartex" xmlns:cx7="http://schemas.microsoft.com/office/drawing/2016/5/13/chartex" xmlns:cx8="http://schemas.microsoft.com/office/drawing/2016/5/14/chartex" xmlns:mc="http://schemas.openxmlformats.org/markup-compatibility/2006" xmlns:aink="http://schemas.microsoft.com/office/drawing/2016/ink" xmlns:am3d="http://schemas.microsoft.com/office/drawing/2017/model3d" xmlns:o="urn:schemas-microsoft-com:office:office" xmlns:oel="http://schemas.microsoft.com/office/2019/extlst" xmlns:r="http://schemas.openxmlformats.org/officeDocument/2006/relationships" xmlns:m="http://schemas.openxmlformats.org/officeDocument/2006/math" xmlns:v="urn:schemas-microsoft-com:vml" xmlns:wp14="http://schemas.microsoft.com/office/word/2010/wordprocessingDrawing" xmlns:wp="http://schemas.openxmlformats.org/drawingml/2006/wordprocessingDrawing" xmlns:w10="urn:schemas-microsoft-com:office:word" xmlns:w="http://schemas.openxmlformats.org/wordprocessingml/2006/main" xmlns:w14="http://schemas.microsoft.com/office/word/2010/wordml" xmlns:w15="http://schemas.microsoft.com/office/word/2012/wordml" xmlns:w16cex="http://schemas.microsoft.com/office/word/2018/wordml/cex" xmlns:w16cid="http://schemas.microsoft.com/office/word/2016/wordml/cid" xmlns:w16="http://schemas.microsoft.com/office/word/2018/wordml" xmlns:w16du="http://schemas.microsoft.com/office/word/2023/wordml/word16du" xmlns:w16sdtdh="http://schemas.microsoft.com/office/word/2020/wordml/sdtdatahash" xmlns:w16sdtfl="http://schemas.microsoft.com/office/word/2024/wordml/sdtformatlock" xmlns:w16se="http://schemas.microsoft.com/office/word/2015/wordml/symex" xmlns:wpg="http://schemas.microsoft.com/office/word/2010/wordprocessingGroup" xmlns:wpi="http://schemas.microsoft.com/office/word/2010/wordprocessingInk" xmlns:wne="http://schemas.microsoft.com/office/word/2006/wordml" xmlns:wps="http://schemas.microsoft.com/office/word/2010/wordprocessingShape" mc:Ignorable="w14 w15 w16se w16cid w16 w16cex w16sdtdh w16sdtfl w16du wp14">
   <w:tbl>
     <w:tblPr>
@@ -1326,14 +1292,7 @@
               <w:rFonts w:asciiTheme="minorEastAsia" w:eastAsiaTheme="minorEastAsia" w:hAnsiTheme="minorEastAsia" w:cs="Arial" w:hint="eastAsia"/>
               <w:bCs/>
             </w:rPr>
-            <w:t>Form Code</w:t>
-          </w:r>
-          <w:r>
-            <w:rPr>
-              <w:rFonts w:asciiTheme="minorEastAsia" w:eastAsiaTheme="minorEastAsia" w:hAnsiTheme="minorEastAsia" w:cs="Arial" w:hint="eastAsia"/>
-              <w:bCs/>
-            </w:rPr>
-            <w:t xml:space="preserve">表格编号: NGB_SFL_F_7.8_ </w:t>
+            <w:t xml:space="preserve">Form Code表格编号: NGB_SFL_F_7.8_ </w:t>
           </w:r>
           <w:proofErr w:type="spellStart"/>
           <w:r>
@@ -1451,16 +1410,6 @@
       </w:tc>
     </w:tr>
   </w:tbl>
-  <w:p>
-    <w:pPr>
-      <w:pStyle w:val="a3"/>
-    </w:pPr>
-  </w:p>
-</w:hdr>
-</file>
-
-<file path=word/header3.xml><?xml version="1.0" encoding="utf-8"?>
-<w:hdr xmlns:wpc="http://schemas.microsoft.com/office/word/2010/wordprocessingCanvas" xmlns:cx="http://schemas.microsoft.com/office/drawing/2014/chartex" xmlns:cx1="http://schemas.microsoft.com/office/drawing/2015/9/8/chartex" xmlns:cx2="http://schemas.microsoft.com/office/drawing/2015/10/21/chartex" xmlns:cx3="http://schemas.microsoft.com/office/drawing/2016/5/9/chartex" xmlns:cx4="http://schemas.microsoft.com/office/drawing/2016/5/10/chartex" xmlns:cx5="http://schemas.microsoft.com/office/drawing/2016/5/11/chartex" xmlns:cx6="http://schemas.microsoft.com/office/drawing/2016/5/12/chartex" xmlns:cx7="http://schemas.microsoft.com/office/drawing/2016/5/13/chartex" xmlns:cx8="http://schemas.microsoft.com/office/drawing/2016/5/14/chartex" xmlns:mc="http://schemas.openxmlformats.org/markup-compatibility/2006" xmlns:aink="http://schemas.microsoft.com/office/drawing/2016/ink" xmlns:am3d="http://schemas.microsoft.com/office/drawing/2017/model3d" xmlns:o="urn:schemas-microsoft-com:office:office" xmlns:oel="http://schemas.microsoft.com/office/2019/extlst" xmlns:r="http://schemas.openxmlformats.org/officeDocument/2006/relationships" xmlns:m="http://schemas.openxmlformats.org/officeDocument/2006/math" xmlns:v="urn:schemas-microsoft-com:vml" xmlns:wp14="http://schemas.microsoft.com/office/word/2010/wordprocessingDrawing" xmlns:wp="http://schemas.openxmlformats.org/drawingml/2006/wordprocessingDrawing" xmlns:w10="urn:schemas-microsoft-com:office:word" xmlns:w="http://schemas.openxmlformats.org/wordprocessingml/2006/main" xmlns:w14="http://schemas.microsoft.com/office/word/2010/wordml" xmlns:w15="http://schemas.microsoft.com/office/word/2012/wordml" xmlns:w16cex="http://schemas.microsoft.com/office/word/2018/wordml/cex" xmlns:w16cid="http://schemas.microsoft.com/office/word/2016/wordml/cid" xmlns:w16="http://schemas.microsoft.com/office/word/2018/wordml" xmlns:w16du="http://schemas.microsoft.com/office/word/2023/wordml/word16du" xmlns:w16sdtdh="http://schemas.microsoft.com/office/word/2020/wordml/sdtdatahash" xmlns:w16sdtfl="http://schemas.microsoft.com/office/word/2024/wordml/sdtformatlock" xmlns:w16se="http://schemas.microsoft.com/office/word/2015/wordml/symex" xmlns:wpg="http://schemas.microsoft.com/office/word/2010/wordprocessingGroup" xmlns:wpi="http://schemas.microsoft.com/office/word/2010/wordprocessingInk" xmlns:wne="http://schemas.microsoft.com/office/word/2006/wordml" xmlns:wps="http://schemas.microsoft.com/office/word/2010/wordprocessingShape" mc:Ignorable="w14 w15 w16se w16cid w16 w16cex w16sdtdh w16sdtfl w16du wp14">
   <w:p>
     <w:pPr>
       <w:pStyle w:val="a3"/>
